--- a/report/Report_Fachaufgabe_METALLART.docx
+++ b/report/Report_Fachaufgabe_METALLART.docx
@@ -617,8 +617,6 @@
       <w:r>
         <w:tab/>
         <w:t>Auswertung der Materialanforderungen</w:t>
-      </w:r>
-      <w:r>
         <w:tab/>
         <w:t>1</w:t>
       </w:r>
@@ -642,8 +640,6 @@
       <w:r>
         <w:tab/>
         <w:t>Anfrage bei fünf Stahlhändlern</w:t>
-      </w:r>
-      <w:r>
         <w:tab/>
         <w:t>2</w:t>
       </w:r>
@@ -667,8 +663,6 @@
       <w:r>
         <w:tab/>
         <w:t>Angebotsvergleich auf Ausführung, Zeugnisart und Versandbedingungen</w:t>
-      </w:r>
-      <w:r>
         <w:tab/>
         <w:t>2</w:t>
       </w:r>
@@ -692,8 +686,6 @@
       <w:r>
         <w:tab/>
         <w:t>Vergabeentscheidung und Bestellung</w:t>
-      </w:r>
-      <w:r>
         <w:tab/>
         <w:t>3</w:t>
       </w:r>
@@ -717,8 +709,6 @@
       <w:r>
         <w:tab/>
         <w:t>Stornierung, Ersatzbeschaffung und Preisverhandlung</w:t>
-      </w:r>
-      <w:r>
         <w:tab/>
         <w:t>3</w:t>
       </w:r>
@@ -742,8 +732,6 @@
       <w:r>
         <w:tab/>
         <w:t>Kontrolle der Auftragsbestätigung</w:t>
-      </w:r>
-      <w:r>
         <w:tab/>
         <w:t>4</w:t>
       </w:r>
@@ -805,8 +793,6 @@
       <w:r>
         <w:tab/>
         <w:t>Wareneingang und Prüfung der Zeugnisse</w:t>
-      </w:r>
-      <w:r>
         <w:tab/>
         <w:t>4</w:t>
       </w:r>
@@ -830,8 +816,6 @@
       <w:r>
         <w:tab/>
         <w:t>Rechnungsprüfung</w:t>
-      </w:r>
-      <w:r>
         <w:tab/>
         <w:t>4</w:t>
       </w:r>
@@ -1884,7 +1868,7 @@
               <w:rPr>
                 <w:sz w:val="18"/>
               </w:rPr>
-              <w:t>Blech 8 mm GF · 8 Tafeln · 2.261 kg</w:t>
+              <w:t>Blech 8 mm GF · 8 Tafeln · 2.260,8 kg</w:t>
             </w:r>
           </w:p>
         </w:tc>
@@ -3139,31 +3123,13 @@
         <w:lastRenderedPageBreak/>
         <w:t>8  </w:t>
       </w:r>
-      <w:proofErr w:type="spellStart"/>
       <w:r>
         <w:rPr>
           <w:b/>
           <w:sz w:val="27"/>
         </w:rPr>
-        <w:t>Wirtschaftliche</w:t>
-      </w:r>
-      <w:proofErr w:type="spellEnd"/>
-      <w:r>
-        <w:rPr>
-          <w:b/>
-          <w:sz w:val="27"/>
-        </w:rPr>
-        <w:t xml:space="preserve"> </w:t>
-      </w:r>
-      <w:proofErr w:type="spellStart"/>
-      <w:r>
-        <w:rPr>
-          <w:b/>
-          <w:sz w:val="27"/>
-        </w:rPr>
-        <w:t>Bewertung</w:t>
-      </w:r>
-      <w:proofErr w:type="spellEnd"/>
+        <w:t xml:space="preserve">Wirtschaftliche Bewertung</w:t>
+      </w:r>
     </w:p>
     <w:p>
       <w:pPr>
@@ -3172,7 +3138,7 @@
         <w:jc w:val="both"/>
       </w:pPr>
       <w:r>
-        <w:t>Für die fünf Positionen an Klöckner weist der Preisspiegel auf die einheitliche Vergleichsmenge 9.451,87 Euro netto aus, 359,49 Euro oder 3,8 Prozent unter dem zweitgünstigsten und 703,89 Euro unter dem teuersten Anbieter.</w:t>
+        <w:t>Für die fünf Positionen an Klöckner weist der Preisspiegel auf die einheitliche Vergleichsmenge 9.451,87 Euro netto aus, 359,49 Euro oder 3,7 Prozent unter dem zweitgünstigsten und 703,89 Euro unter dem teuersten Anbieter.</w:t>
       </w:r>
     </w:p>
     <w:p>
@@ -3388,30 +3354,8 @@
               <w:rPr>
                 <w:sz w:val="18"/>
               </w:rPr>
-              <w:t xml:space="preserve">Blech 8 mm: </w:t>
+              <w:t xml:space="preserve">Blech 8 mm: Differenz = Ersparnis</w:t>
             </w:r>
-            <w:proofErr w:type="spellStart"/>
-            <w:r>
-              <w:rPr>
-                <w:sz w:val="18"/>
-              </w:rPr>
-              <w:t>Differenz</w:t>
-            </w:r>
-            <w:proofErr w:type="spellEnd"/>
-            <w:r>
-              <w:rPr>
-                <w:sz w:val="18"/>
-              </w:rPr>
-              <w:t xml:space="preserve"> = </w:t>
-            </w:r>
-            <w:proofErr w:type="spellStart"/>
-            <w:r>
-              <w:rPr>
-                <w:sz w:val="18"/>
-              </w:rPr>
-              <w:t>Ersparnis</w:t>
-            </w:r>
-            <w:proofErr w:type="spellEnd"/>
           </w:p>
         </w:tc>
         <w:tc>
@@ -3436,15 +3380,7 @@
                 <w:color w:val="00B050"/>
                 <w:sz w:val="18"/>
               </w:rPr>
-              <w:t>− 113,04</w:t>
-            </w:r>
-            <w:r>
-              <w:rPr>
-                <w:b/>
-                <w:color w:val="00B050"/>
-                <w:sz w:val="18"/>
-              </w:rPr>
-              <w:t xml:space="preserve"> EUR</w:t>
+              <w:t xml:space="preserve">− 113,04 EUR</w:t>
             </w:r>
           </w:p>
         </w:tc>
@@ -3467,33 +3403,8 @@
                 <w:b/>
                 <w:sz w:val="18"/>
               </w:rPr>
-              <w:t xml:space="preserve">Saldo </w:t>
+              <w:t xml:space="preserve">Saldo aus der Stornierung</w:t>
             </w:r>
-            <w:proofErr w:type="spellStart"/>
-            <w:r>
-              <w:rPr>
-                <w:b/>
-                <w:sz w:val="18"/>
-              </w:rPr>
-              <w:t>aus</w:t>
-            </w:r>
-            <w:proofErr w:type="spellEnd"/>
-            <w:r>
-              <w:rPr>
-                <w:b/>
-                <w:sz w:val="18"/>
-              </w:rPr>
-              <w:t xml:space="preserve"> der </w:t>
-            </w:r>
-            <w:proofErr w:type="spellStart"/>
-            <w:r>
-              <w:rPr>
-                <w:b/>
-                <w:sz w:val="18"/>
-              </w:rPr>
-              <w:t>Stornierung</w:t>
-            </w:r>
-            <w:proofErr w:type="spellEnd"/>
           </w:p>
         </w:tc>
         <w:tc>
